--- a/docs/ka/LMS-sistemis-aghwera-KA.docx
+++ b/docs/ka/LMS-sistemis-aghwera-KA.docx
@@ -16,7 +16,7 @@
           <w:sz w:val="26"/>
           <w:szCs w:val="26"/>
         </w:rPr>
-        <w:t xml:space="preserve">EduCore LMS</w:t>
+        <w:t xml:space="preserve">10X LMS</w:t>
       </w:r>
     </w:p>
     <w:p>
@@ -399,7 +399,7 @@
           <w:sz w:val="21"/>
           <w:szCs w:val="21"/>
         </w:rPr>
-        <w:t xml:space="preserve">EduCore LMS არის სასწავლო პროცესის მართვის ერთიანი პლატფორმა, რომელიც სრულად ფარავს სწავლების ციკლს — პროგრამის დაგეგმვიდან და კურსების აწყობიდან დაწყებული, სტუდენტის ყოველდღიური სწავლითა და შეფასებით დამთავრებული. სისტემა აერთიანებს ადმინისტრირებას, სწავლებას, შეფასებასა და ანალიტიკას ერთ სივრცეში, სადაც ყველა მონაცემი დაკავშირებულია და თანმიმდევრულია.</w:t>
+        <w:t xml:space="preserve">10X LMS არის სასწავლო პროცესის მართვის ერთიანი პლატფორმა, რომელიც სრულად ფარავს სწავლების ციკლს — პროგრამის დაგეგმვიდან და კურსების აწყობიდან დაწყებული, სტუდენტის ყოველდღიური სწავლითა და შეფასებით დამთავრებული. სისტემა აერთიანებს ადმინისტრირებას, სწავლებას, შეფასებასა და ანალიტიკას ერთ სივრცეში, სადაც ყველა მონაცემი დაკავშირებულია და თანმიმდევრულია.</w:t>
       </w:r>
     </w:p>
     <w:p>
@@ -4982,7 +4982,7 @@
           <w:sz w:val="21"/>
           <w:szCs w:val="21"/>
         </w:rPr>
-        <w:t xml:space="preserve">EduCore LMS აერთიანებს ადმინისტრირებას, სწავლებას, შეფასებასა და აკადემიური კეთილსინდისიერების კონტროლს ერთ თანმიმდევრულ სისტემაში. მკაფიოდ გამიჯნული როლები უზრუნველყოფს უსაფრთხოებას და პასუხისმგებლობის განაწილებას; მოქნილი შეფასების მოდელები — ობიექტურ და ავტომატიზებულ შეფასებას; ხოლო სპეციალიზებული აპლიკაციები მასწავლებელსა და სტუდენტს სთავაზობს მათზე მორგებულ, თანამედროვე გამოცდილებას. ონლაინ შეფასების დაცული რეჟიმი კი უზრუნველყოფს შედეგების სანდოობას როგორც ვებ-, ისე მობილურ პლატფორმაზე.</w:t>
+        <w:t xml:space="preserve">10X LMS აერთიანებს ადმინისტრირებას, სწავლებას, შეფასებასა და აკადემიური კეთილსინდისიერების კონტროლს ერთ თანმიმდევრულ სისტემაში. მკაფიოდ გამიჯნული როლები უზრუნველყოფს უსაფრთხოებას და პასუხისმგებლობის განაწილებას; მოქნილი შეფასების მოდელები — ობიექტურ და ავტომატიზებულ შეფასებას; ხოლო სპეციალიზებული აპლიკაციები მასწავლებელსა და სტუდენტს სთავაზობს მათზე მორგებულ, თანამედროვე გამოცდილებას. ონლაინ შეფასების დაცული რეჟიმი კი უზრუნველყოფს შედეგების სანდოობას როგორც ვებ-, ისე მობილურ პლატფორმაზე.</w:t>
       </w:r>
     </w:p>
     <w:sectPr>
@@ -5122,7 +5122,7 @@
         <w:sz w:val="15"/>
         <w:szCs w:val="15"/>
       </w:rPr>
-      <w:t xml:space="preserve">EduCore LMS · სისტემის აღწერა</w:t>
+      <w:t xml:space="preserve">10X LMS · სისტემის აღწერა</w:t>
     </w:r>
   </w:p>
 </w:hdr>
